--- a/revision/20_upgrade_manuscript.docx
+++ b/revision/20_upgrade_manuscript.docx
@@ -108,7 +108,7 @@
         <w:pStyle w:val="FirstParagraph"/>
       </w:pPr>
       <w:r>
-        <w:t xml:space="preserve">Governments in Southeast Asia use investment incentives to attract artificial intelligence (AI) infrastructure, but we do not know whether the rules shape who enters. We code 29 instruments in Malaysia, the Philippines, Thailand and Viet Nam and build a transparent index of entry barriers for 11 routes, with four dimensions: capital, fixed compliance cost, reliance on revenue history, and delivery through profit-based tax relief. We check the index against Thai approval statistics, GPU cluster records and 62 project records, using predictions fixed beforehand. Barriers at facility scale are high only in Thailand and Malaysia. Project size rises with the index in Thailand, and domestic GPU clusters appear on the low-capital cloud route at about 1 MW. Capacity thresholds are not where projects cluster. The evidence is small-sample and descriptive.</w:t>
+        <w:t xml:space="preserve">Governments in Southeast Asia use investment incentives to attract artificial intelligence (AI) infrastructure, but we do not know whether the rules shape who enters. We code 29 instruments in Malaysia, the Philippines, Thailand and Viet Nam and build a transparent index of entry barriers for 11 routes. We check it against Thai approval statistics, GPU cluster records, UNCTAD investment data and project records, using predictions fixed beforehand. Project size rises with the index in Thailand, domestic GPU clusters appear on the low-capital cloud route at about 1 MW, and countries with lower entry barriers attract more digital investment. Barriers at facility scale do not predict data-centre investment: Malaysia has the highest and the most. The evidence is small-sample and descriptive.</w:t>
       </w:r>
     </w:p>
     <w:p>
@@ -152,7 +152,7 @@
         <w:pStyle w:val="BodyText"/>
       </w:pPr>
       <w:r>
-        <w:t xml:space="preserve">This paper makes that comparison for Malaysia, the Philippines, Thailand and Viet Nam. It does three things. First, it codes 29 instruments from primary legal texts and turns the codes into a transparent index of entry barriers for 11 entry routes. Second, it tests a viability assumption: whether a small provider of AI computing can survive at all, because a barrier only matters if entry at that scale would otherwise be viable. Third, it checks the index against outcome evidence, using five predictions that we recorded before analysing the outcome data: official Thai approval statistics by activity, a public dataset of GPU clusters, and 62 project records collected from public sources.</w:t>
+        <w:t xml:space="preserve">This paper makes that comparison for Malaysia, the Philippines, Thailand and Viet Nam. It does three things. First, it codes 29 instruments from primary legal texts and turns the codes into a transparent index of entry barriers for 11 entry routes. Second, it tests a viability assumption: whether a small provider of AI computing can survive at all, because a barrier only matters if entry at that scale would otherwise be viable. Third, it checks the index against outcome evidence, using five predictions that we recorded before analysing the outcome data: official Thai approval statistics by activity, a public dataset of GPU clusters, and 62 project records collected from public sources. It adds two exploratory country-level checks against UNCTAD’s investment data.</w:t>
       </w:r>
     </w:p>
     <w:p>
@@ -160,7 +160,7 @@
         <w:pStyle w:val="BodyText"/>
       </w:pPr>
       <w:r>
-        <w:t xml:space="preserve">We find that barriers at facility scale are high only in Thailand and Malaysia, where capital or capacity gates lie two to three orders of magnitude above the capital to host one server, and that no system aims an instrument at providers below facility scale. In Thailand, mean project size rises with the index and the Thai-held share of capital falls with it, with one exception, the cloud route, where Thai-owned GPU clusters of about 1 MW operate without meeting any capital gate. Stated capacity thresholds are not where projects cluster: approved data-centre projects are 10 to 300 MW, six or more times the stated minima. We read this as evidence that cost, not only design, shapes thresholds at facility scale, and that the screen that matters for smaller domestic providers is fixed compliance cost and reliance on revenue history. The evidence is a small-sample, descriptive linkage and does not identify causal effects.</w:t>
+        <w:t xml:space="preserve">We find that barriers at facility scale are high only in Thailand and Malaysia, where capital or capacity gates lie two to three orders of magnitude above the capital to host one server, and that no system aims an instrument at providers below facility scale. In Thailand, mean project size rises with the index and the Thai-held share of capital falls with it, with one exception, the cloud route, where Thai-owned GPU clusters of about 1 MW operate without meeting any capital gate. Stated capacity thresholds are not where projects cluster: approved data-centre projects are 10 to 300 MW, six or more times the stated minima. Across countries, those with lower entry-route barriers attract more announced digital investment, but barriers at the data-centre route do not predict data-centre investment: Malaysia has the highest barrier and the most investment. We read this as evidence that cost, not only design, shapes thresholds at facility scale, and that the screen that matters for smaller domestic providers is fixed compliance cost and reliance on revenue history. The evidence is a small-sample, descriptive linkage and does not identify causal effects.</w:t>
       </w:r>
     </w:p>
     <w:p>
@@ -432,7 +432,33 @@
         <w:t xml:space="preserve"> </w:t>
       </w:r>
       <w:r>
-        <w:t xml:space="preserve">systems with no stated capital rule at the compute layers do not show a systematically higher domestic share than systems with one. Results that run against a prediction count against the index as an explanation of entry.</w:t>
+        <w:t xml:space="preserve">systems with no stated capital rule at the compute layers do not show a systematically higher domestic share than systems with one. Results that run against a prediction count against the index as an explanation of entry. After reading UNCTAD’s country data we added two exploratory predictions, labelled as such:</w:t>
+      </w:r>
+      <w:r>
+        <w:t xml:space="preserve"> </w:t>
+      </w:r>
+      <w:r>
+        <w:rPr>
+          <w:bCs/>
+          <w:b/>
+        </w:rPr>
+        <w:t xml:space="preserve">P6a</w:t>
+      </w:r>
+      <w:r>
+        <w:t xml:space="preserve">, countries whose lowest-barrier compute route has a lower score attract more digital greenfield investment;</w:t>
+      </w:r>
+      <w:r>
+        <w:t xml:space="preserve"> </w:t>
+      </w:r>
+      <w:r>
+        <w:rPr>
+          <w:bCs/>
+          <w:b/>
+        </w:rPr>
+        <w:t xml:space="preserve">P6b</w:t>
+      </w:r>
+      <w:r>
+        <w:t xml:space="preserve">, countries whose data-centre route has a higher score attract less data-centre investment.</w:t>
       </w:r>
     </w:p>
     <w:bookmarkEnd w:id="25"/>
@@ -602,7 +628,7 @@
         <w:pStyle w:val="FirstParagraph"/>
       </w:pPr>
       <w:r>
-        <w:t xml:space="preserve">We use three sources. First, official BOI statistics for January to December 2025: for the software activity (8.1.1), 96 approved projects with THB 933.0 million of investment, for data centres (8.2.1), 24 projects with THB 457,999.8 million, and for data hosting (8.2.4), one project with THB 126,793.0 million, with the Thai-held share of registered capital in each (BOI, 2026b). Second, the Epoch AI dataset of GPU clusters, from which we take the clusters in the four economies with owner, size and date (Epoch AI, 2025). Third, 62 project records for the four economies, collected from public sources on 26 October 2026, each with a source and quotation. They are indicative: owner nationality is stated for only 26 of the 62, almost all are large data centres, and many primary sources could not be accessed. We use them only for project size against stated thresholds, not for domestic shares.</w:t>
+        <w:t xml:space="preserve">We use three sources. First, official BOI statistics for January to December 2025: for the software activity (8.1.1), 96 approved projects with THB 933.0 million of investment, for data centres (8.2.1), 24 projects with THB 457,999.8 million, and for data hosting (8.2.4), one project with THB 126,793.0 million, with the Thai-held share of registered capital in each (BOI, 2026b). Second, the Epoch AI dataset of GPU clusters, from which we take the clusters in the four economies with owner, size and date (Epoch AI, 2025). Third, 62 project records for the four economies, collected from public sources on 26 October 2026, each with a source and quotation. They are indicative: owner nationality is stated for only 26 of the 62, almost all are large data centres, and many primary sources could not be accessed. We use them only for project size against stated thresholds, not for domestic shares. Fourth, for the exploratory country-level checks, UNCTAD’s World Investment Report 2025, which reports announced greenfield projects from fDi Markets for 2020 to 2024: digital-economy projects by host economy (Malaysia US$74 billion, Viet Nam US$32 billion, Thailand US$16 billion, with the Philippines outside the top ten) and data-centre projects of sovereign wealth funds (Malaysia 44 projects and US$2,153 million, the Philippines 4 and US$763 million, Thailand 1 and US$266 million, Viet Nam 1 and US$191 million) (UNCTAD, 2025). The 2026 report gives 2025 growth of FDI inflows (Malaysia +51%, Thailand +30%, Viet Nam +1%) (UNCTAD, 2026).</w:t>
       </w:r>
     </w:p>
     <w:bookmarkEnd w:id="30"/>
@@ -3762,6 +3788,70 @@
           </w:p>
         </w:tc>
       </w:tr>
+      <w:tr>
+        <w:tc>
+          <w:tcPr/>
+          <w:p>
+            <w:pPr>
+              <w:pStyle w:val="Compact"/>
+              <w:jc w:val="left"/>
+            </w:pPr>
+            <w:r>
+              <w:rPr>
+                <w:sz w:val="17"/>
+              </w:rPr>
+              <w:t xml:space="preserve">P6a (exploratory): lower entry barrier, more digital investment</w:t>
+            </w:r>
+          </w:p>
+        </w:tc>
+        <w:tc>
+          <w:tcPr/>
+          <w:p>
+            <w:pPr>
+              <w:pStyle w:val="Compact"/>
+              <w:jc w:val="left"/>
+            </w:pPr>
+            <w:r>
+              <w:rPr>
+                <w:sz w:val="17"/>
+              </w:rPr>
+              <w:t xml:space="preserve">Consistent (rank correlation −0.89, four countries)</w:t>
+            </w:r>
+          </w:p>
+        </w:tc>
+      </w:tr>
+      <w:tr>
+        <w:tc>
+          <w:tcPr/>
+          <w:p>
+            <w:pPr>
+              <w:pStyle w:val="Compact"/>
+              <w:jc w:val="left"/>
+            </w:pPr>
+            <w:r>
+              <w:rPr>
+                <w:sz w:val="17"/>
+              </w:rPr>
+              <w:t xml:space="preserve">P6b (exploratory): higher data-centre barrier, less data-centre investment</w:t>
+            </w:r>
+          </w:p>
+        </w:tc>
+        <w:tc>
+          <w:tcPr/>
+          <w:p>
+            <w:pPr>
+              <w:pStyle w:val="Compact"/>
+              <w:jc w:val="left"/>
+            </w:pPr>
+            <w:r>
+              <w:rPr>
+                <w:sz w:val="17"/>
+              </w:rPr>
+              <w:t xml:space="preserve">Not supported (+0.50, three countries)</w:t>
+            </w:r>
+          </w:p>
+        </w:tc>
+      </w:tr>
     </w:tbl>
     <w:p>
       <w:pPr>
@@ -3781,6 +3871,483 @@
         <w:t xml:space="preserve">Authors’ analysis (Supplementary Table S8).</w:t>
       </w:r>
     </w:p>
+    <w:p>
+      <w:pPr>
+        <w:pStyle w:val="BodyText"/>
+      </w:pPr>
+      <w:r>
+        <w:rPr>
+          <w:bCs/>
+          <w:b/>
+        </w:rPr>
+        <w:t xml:space="preserve">Country level (exploratory).</w:t>
+      </w:r>
+      <w:r>
+        <w:t xml:space="preserve"> </w:t>
+      </w:r>
+      <w:r>
+        <w:t xml:space="preserve">Table 6 sets the entry-route and data-centre route scores against UNCTAD’s country figures. Malaysia and Viet Nam, with the lowest entry-route scores (0.46), attracted the most announced digital greenfield investment from 2020 to 2024 (US$74 billion and US$32 billion), Thailand (0.54) US$16 billion, and the Philippines (0.54) less than that. The rank correlation of the entry score with the value is −0.89, as P6a predicts. The data-centre route does not follow: Malaysia has the highest data-centre route score (0.69) and the largest sovereign-fund data-centre investment (44 projects, US$2,153 million), against 4 projects in the Philippines (score 0.54) and 1 in Thailand (0.64), a rank correlation of +0.50 that runs against P6b. In 2025 FDI inflows rose by 51% in Malaysia, 30% in Thailand and 1% in Viet Nam (UNCTAD, 2026). With four countries, these are descriptions, and market size, power supply and location, such as Johor’s position next to Singapore, are obvious alternative explanations.</w:t>
+      </w:r>
+    </w:p>
+    <w:p>
+      <w:pPr>
+        <w:pStyle w:val="BodyText"/>
+      </w:pPr>
+      <w:r>
+        <w:rPr>
+          <w:bCs/>
+          <w:b/>
+        </w:rPr>
+        <w:t xml:space="preserve">Table 6: Index and Country-Level Investment (Exploratory)</w:t>
+      </w:r>
+    </w:p>
+    <w:tbl>
+      <w:tblPr>
+        <w:tblStyle w:val="Table"/>
+        <w:tblW w:type="pct" w:w="5000"/>
+        <w:tblLook w:firstRow="1" w:lastRow="0" w:firstColumn="0" w:lastColumn="0" w:noHBand="0" w:noVBand="0" w:val="0020"/>
+        <w:jc w:val="start"/>
+        <w:tblBorders>
+          <w:top w:val="single" w:sz="4" w:color="808080"/>
+          <w:bottom w:val="single" w:sz="4" w:color="808080"/>
+          <w:insideH w:val="single" w:sz="4" w:color="808080"/>
+        </w:tblBorders>
+      </w:tblPr>
+      <w:tblGrid>
+        <w:gridCol w:w="1584"/>
+        <w:gridCol w:w="1584"/>
+        <w:gridCol w:w="1584"/>
+        <w:gridCol w:w="1584"/>
+        <w:gridCol w:w="1584"/>
+      </w:tblGrid>
+      <w:tr>
+        <w:trPr>
+          <w:tblHeader w:val="true"/>
+        </w:trPr>
+        <w:tc>
+          <w:tcPr/>
+          <w:p>
+            <w:pPr>
+              <w:pStyle w:val="Compact"/>
+              <w:jc w:val="left"/>
+            </w:pPr>
+            <w:r>
+              <w:rPr>
+                <w:b/>
+                <w:sz w:val="17"/>
+              </w:rPr>
+              <w:t xml:space="preserve">Country</w:t>
+            </w:r>
+          </w:p>
+        </w:tc>
+        <w:tc>
+          <w:tcPr/>
+          <w:p>
+            <w:pPr>
+              <w:pStyle w:val="Compact"/>
+              <w:jc w:val="left"/>
+            </w:pPr>
+            <w:r>
+              <w:rPr>
+                <w:b/>
+                <w:sz w:val="17"/>
+              </w:rPr>
+              <w:t xml:space="preserve">Entry-route score</w:t>
+            </w:r>
+          </w:p>
+        </w:tc>
+        <w:tc>
+          <w:tcPr/>
+          <w:p>
+            <w:pPr>
+              <w:pStyle w:val="Compact"/>
+              <w:jc w:val="left"/>
+            </w:pPr>
+            <w:r>
+              <w:rPr>
+                <w:b/>
+                <w:sz w:val="17"/>
+              </w:rPr>
+              <w:t xml:space="preserve">Data-centre route score</w:t>
+            </w:r>
+          </w:p>
+        </w:tc>
+        <w:tc>
+          <w:tcPr/>
+          <w:p>
+            <w:pPr>
+              <w:pStyle w:val="Compact"/>
+              <w:jc w:val="left"/>
+            </w:pPr>
+            <w:r>
+              <w:rPr>
+                <w:b/>
+                <w:sz w:val="17"/>
+              </w:rPr>
+              <w:t xml:space="preserve">Digital greenfield announced, 2020–2024 (US$ billion)</w:t>
+            </w:r>
+          </w:p>
+        </w:tc>
+        <w:tc>
+          <w:tcPr/>
+          <w:p>
+            <w:pPr>
+              <w:pStyle w:val="Compact"/>
+              <w:jc w:val="left"/>
+            </w:pPr>
+            <w:r>
+              <w:rPr>
+                <w:b/>
+                <w:sz w:val="17"/>
+              </w:rPr>
+              <w:t xml:space="preserve">Sovereign-fund data-centre projects, 2020–2024 (number; US$ million)</w:t>
+            </w:r>
+          </w:p>
+        </w:tc>
+      </w:tr>
+      <w:tr>
+        <w:tc>
+          <w:tcPr/>
+          <w:p>
+            <w:pPr>
+              <w:pStyle w:val="Compact"/>
+              <w:jc w:val="left"/>
+            </w:pPr>
+            <w:r>
+              <w:rPr>
+                <w:sz w:val="17"/>
+              </w:rPr>
+              <w:t xml:space="preserve">Malaysia</w:t>
+            </w:r>
+          </w:p>
+        </w:tc>
+        <w:tc>
+          <w:tcPr/>
+          <w:p>
+            <w:pPr>
+              <w:pStyle w:val="Compact"/>
+              <w:jc w:val="left"/>
+            </w:pPr>
+            <w:r>
+              <w:rPr>
+                <w:sz w:val="17"/>
+              </w:rPr>
+              <w:t xml:space="preserve">0.46</w:t>
+            </w:r>
+          </w:p>
+        </w:tc>
+        <w:tc>
+          <w:tcPr/>
+          <w:p>
+            <w:pPr>
+              <w:pStyle w:val="Compact"/>
+              <w:jc w:val="left"/>
+            </w:pPr>
+            <w:r>
+              <w:rPr>
+                <w:sz w:val="17"/>
+              </w:rPr>
+              <w:t xml:space="preserve">0.69</w:t>
+            </w:r>
+          </w:p>
+        </w:tc>
+        <w:tc>
+          <w:tcPr/>
+          <w:p>
+            <w:pPr>
+              <w:pStyle w:val="Compact"/>
+              <w:jc w:val="left"/>
+            </w:pPr>
+            <w:r>
+              <w:rPr>
+                <w:sz w:val="17"/>
+              </w:rPr>
+              <w:t xml:space="preserve">74</w:t>
+            </w:r>
+          </w:p>
+        </w:tc>
+        <w:tc>
+          <w:tcPr/>
+          <w:p>
+            <w:pPr>
+              <w:pStyle w:val="Compact"/>
+              <w:jc w:val="left"/>
+            </w:pPr>
+            <w:r>
+              <w:rPr>
+                <w:sz w:val="17"/>
+              </w:rPr>
+              <w:t xml:space="preserve">44; 2,153</w:t>
+            </w:r>
+          </w:p>
+        </w:tc>
+      </w:tr>
+      <w:tr>
+        <w:tc>
+          <w:tcPr/>
+          <w:p>
+            <w:pPr>
+              <w:pStyle w:val="Compact"/>
+              <w:jc w:val="left"/>
+            </w:pPr>
+            <w:r>
+              <w:rPr>
+                <w:sz w:val="17"/>
+              </w:rPr>
+              <w:t xml:space="preserve">Philippines</w:t>
+            </w:r>
+          </w:p>
+        </w:tc>
+        <w:tc>
+          <w:tcPr/>
+          <w:p>
+            <w:pPr>
+              <w:pStyle w:val="Compact"/>
+              <w:jc w:val="left"/>
+            </w:pPr>
+            <w:r>
+              <w:rPr>
+                <w:sz w:val="17"/>
+              </w:rPr>
+              <w:t xml:space="preserve">0.54</w:t>
+            </w:r>
+          </w:p>
+        </w:tc>
+        <w:tc>
+          <w:tcPr/>
+          <w:p>
+            <w:pPr>
+              <w:pStyle w:val="Compact"/>
+              <w:jc w:val="left"/>
+            </w:pPr>
+            <w:r>
+              <w:rPr>
+                <w:sz w:val="17"/>
+              </w:rPr>
+              <w:t xml:space="preserve">0.54</w:t>
+            </w:r>
+          </w:p>
+        </w:tc>
+        <w:tc>
+          <w:tcPr/>
+          <w:p>
+            <w:pPr>
+              <w:pStyle w:val="Compact"/>
+              <w:jc w:val="left"/>
+            </w:pPr>
+            <w:r>
+              <w:rPr>
+                <w:sz w:val="17"/>
+              </w:rPr>
+              <w:t xml:space="preserve">below 16</w:t>
+            </w:r>
+          </w:p>
+        </w:tc>
+        <w:tc>
+          <w:tcPr/>
+          <w:p>
+            <w:pPr>
+              <w:pStyle w:val="Compact"/>
+              <w:jc w:val="left"/>
+            </w:pPr>
+            <w:r>
+              <w:rPr>
+                <w:sz w:val="17"/>
+              </w:rPr>
+              <w:t xml:space="preserve">4; 763</w:t>
+            </w:r>
+          </w:p>
+        </w:tc>
+      </w:tr>
+      <w:tr>
+        <w:tc>
+          <w:tcPr/>
+          <w:p>
+            <w:pPr>
+              <w:pStyle w:val="Compact"/>
+              <w:jc w:val="left"/>
+            </w:pPr>
+            <w:r>
+              <w:rPr>
+                <w:sz w:val="17"/>
+              </w:rPr>
+              <w:t xml:space="preserve">Thailand</w:t>
+            </w:r>
+          </w:p>
+        </w:tc>
+        <w:tc>
+          <w:tcPr/>
+          <w:p>
+            <w:pPr>
+              <w:pStyle w:val="Compact"/>
+              <w:jc w:val="left"/>
+            </w:pPr>
+            <w:r>
+              <w:rPr>
+                <w:sz w:val="17"/>
+              </w:rPr>
+              <w:t xml:space="preserve">0.54</w:t>
+            </w:r>
+          </w:p>
+        </w:tc>
+        <w:tc>
+          <w:tcPr/>
+          <w:p>
+            <w:pPr>
+              <w:pStyle w:val="Compact"/>
+              <w:jc w:val="left"/>
+            </w:pPr>
+            <w:r>
+              <w:rPr>
+                <w:sz w:val="17"/>
+              </w:rPr>
+              <w:t xml:space="preserve">0.64</w:t>
+            </w:r>
+          </w:p>
+        </w:tc>
+        <w:tc>
+          <w:tcPr/>
+          <w:p>
+            <w:pPr>
+              <w:pStyle w:val="Compact"/>
+              <w:jc w:val="left"/>
+            </w:pPr>
+            <w:r>
+              <w:rPr>
+                <w:sz w:val="17"/>
+              </w:rPr>
+              <w:t xml:space="preserve">16</w:t>
+            </w:r>
+          </w:p>
+        </w:tc>
+        <w:tc>
+          <w:tcPr/>
+          <w:p>
+            <w:pPr>
+              <w:pStyle w:val="Compact"/>
+              <w:jc w:val="left"/>
+            </w:pPr>
+            <w:r>
+              <w:rPr>
+                <w:sz w:val="17"/>
+              </w:rPr>
+              <w:t xml:space="preserve">1; 266</w:t>
+            </w:r>
+          </w:p>
+        </w:tc>
+      </w:tr>
+      <w:tr>
+        <w:tc>
+          <w:tcPr/>
+          <w:p>
+            <w:pPr>
+              <w:pStyle w:val="Compact"/>
+              <w:jc w:val="left"/>
+            </w:pPr>
+            <w:r>
+              <w:rPr>
+                <w:sz w:val="17"/>
+              </w:rPr>
+              <w:t xml:space="preserve">Viet Nam</w:t>
+            </w:r>
+          </w:p>
+        </w:tc>
+        <w:tc>
+          <w:tcPr/>
+          <w:p>
+            <w:pPr>
+              <w:pStyle w:val="Compact"/>
+              <w:jc w:val="left"/>
+            </w:pPr>
+            <w:r>
+              <w:rPr>
+                <w:sz w:val="17"/>
+              </w:rPr>
+              <w:t xml:space="preserve">0.46</w:t>
+            </w:r>
+          </w:p>
+        </w:tc>
+        <w:tc>
+          <w:tcPr/>
+          <w:p>
+            <w:pPr>
+              <w:pStyle w:val="Compact"/>
+              <w:jc w:val="left"/>
+            </w:pPr>
+            <w:r>
+              <w:rPr>
+                <w:sz w:val="17"/>
+              </w:rPr>
+              <w:t xml:space="preserve">none</w:t>
+            </w:r>
+          </w:p>
+        </w:tc>
+        <w:tc>
+          <w:tcPr/>
+          <w:p>
+            <w:pPr>
+              <w:pStyle w:val="Compact"/>
+              <w:jc w:val="left"/>
+            </w:pPr>
+            <w:r>
+              <w:rPr>
+                <w:sz w:val="17"/>
+              </w:rPr>
+              <w:t xml:space="preserve">32</w:t>
+            </w:r>
+          </w:p>
+        </w:tc>
+        <w:tc>
+          <w:tcPr/>
+          <w:p>
+            <w:pPr>
+              <w:pStyle w:val="Compact"/>
+              <w:jc w:val="left"/>
+            </w:pPr>
+            <w:r>
+              <w:rPr>
+                <w:sz w:val="17"/>
+              </w:rPr>
+              <w:t xml:space="preserve">1; 191</w:t>
+            </w:r>
+          </w:p>
+        </w:tc>
+      </w:tr>
+    </w:tbl>
+    <w:p>
+      <w:pPr>
+        <w:pStyle w:val="BodyText"/>
+      </w:pPr>
+      <w:r>
+        <w:rPr>
+          <w:iCs/>
+          <w:i/>
+        </w:rPr>
+        <w:t xml:space="preserve">Notes:</w:t>
+      </w:r>
+      <w:r>
+        <w:t xml:space="preserve"> </w:t>
+      </w:r>
+      <w:r>
+        <w:t xml:space="preserve">Scores from Table 2 (lowest composite among compute routes; data-centre route). The Philippines is outside the top ten developing economies for digital greenfield value, so its value is below Thailand’s. Sovereign-fund projects are a small part of data-centre investment.</w:t>
+      </w:r>
+      <w:r>
+        <w:t xml:space="preserve"> </w:t>
+      </w:r>
+      <w:r>
+        <w:rPr>
+          <w:iCs/>
+          <w:i/>
+        </w:rPr>
+        <w:t xml:space="preserve">Source:</w:t>
+      </w:r>
+      <w:r>
+        <w:t xml:space="preserve"> </w:t>
+      </w:r>
+      <w:r>
+        <w:t xml:space="preserve">UNCTAD (2025), based on fDi Markets; authors’ calculations.</w:t>
+      </w:r>
+    </w:p>
     <w:bookmarkEnd w:id="38"/>
     <w:bookmarkEnd w:id="39"/>
     <w:bookmarkStart w:id="40" w:name="discussion"/>
@@ -3797,7 +4364,7 @@
         <w:pStyle w:val="FirstParagraph"/>
       </w:pPr>
       <w:r>
-        <w:t xml:space="preserve">The evidence supports four readings. First, cost shapes thresholds at facility scale. Capital to host the stated capacities is large (US$21 million to US$76 million for 2 MW) and the projects that appear in public records are far larger, so capacity thresholds are not binding on them. This favours H1 as the explanation of why gates sit near facility scale, and it is the opposite of the design reading for those thresholds.</w:t>
+        <w:t xml:space="preserve">The evidence supports five readings. First, cost shapes thresholds at facility scale. Capital to host the stated capacities is large (US$21 million to US$76 million for 2 MW) and the projects that appear in public records are far larger, so capacity thresholds are not binding on them. This favours H1 as the explanation of why gates sit near facility scale, and it is the opposite of the design reading for those thresholds.</w:t>
       </w:r>
     </w:p>
     <w:p>
@@ -3821,7 +4388,7 @@
         <w:pStyle w:val="BodyText"/>
       </w:pPr>
       <w:r>
-        <w:t xml:space="preserve">Fourth, a rule-light system does not produce more domestic entry. Viet Nam and the Philippines state no capital rule at the compute layers, yet their outcome records show no more domestic AI clusters than Thailand. Their screens lie in listing, designation and discretion, which our legal coding records but our outcome data cannot observe.</w:t>
+        <w:t xml:space="preserve">Fourth, for the hyperscale foreign investors that dominate data-centre investment, incentive barriers appear to matter little: Malaysia combines the highest data-centre route barrier with the largest data-centre investment, so power, market and location probably dominate. The index aligns with investment only at the entry route, where smaller and domestic firms operate. Fifth, a rule-light system does not produce more domestic entry. Viet Nam and the Philippines state no capital rule at the compute layers, yet their outcome records show no more domestic AI clusters than Thailand. Their screens lie in listing, designation and discretion, which our legal coding records but our outcome data cannot observe.</w:t>
       </w:r>
     </w:p>
     <w:p>
@@ -3863,7 +4430,7 @@
         <w:pStyle w:val="FirstParagraph"/>
       </w:pPr>
       <w:r>
-        <w:t xml:space="preserve">We built a transparent index of entry barriers in AI investment incentives for four Southeast Asian economies and checked it against outcome evidence, using predictions fixed in advance. Barriers at facility scale are high only in Thailand and Malaysia, and no system targets providers below that scale. In Thailand, project size rises and the Thai-held share falls with the index, except on the cloud route, where Thai-owned clusters of about 1 MW operate without a capital gate. Capacity thresholds are not where projects cluster, which favours cost as the explanation of why they sit at facility scale, and the screen that matters for smaller domestic providers is fixed compliance cost. These results are small-sample and descriptive. Their value is a measurable index and a set of pre-stated predictions that larger data can test.</w:t>
+        <w:t xml:space="preserve">We built a transparent index of entry barriers in AI investment incentives for four Southeast Asian economies and checked it against outcome evidence, using predictions fixed in advance. Barriers at facility scale are high only in Thailand and Malaysia, and no system targets providers below that scale. In Thailand, project size rises and the Thai-held share falls with the index, except on the cloud route, where Thai-owned clusters of about 1 MW operate without a capital gate. Capacity thresholds are not where projects cluster, which favours cost as the explanation of why they sit at facility scale, and the screen that matters for smaller domestic providers is fixed compliance cost. At the country level, lower entry-route barriers go with more digital investment, but data-centre route barriers do not predict data-centre investment. These results are small-sample and descriptive. Their value is a measurable index and a set of pre-stated predictions that larger data can test.</w:t>
       </w:r>
     </w:p>
     <w:bookmarkEnd w:id="41"/>
@@ -4282,6 +4849,48 @@
       </w:r>
       <w:r>
         <w:t xml:space="preserve">. Turner &amp; Townsend.</w:t>
+      </w:r>
+    </w:p>
+    <w:p>
+      <w:pPr>
+        <w:pStyle w:val="BodyText"/>
+      </w:pPr>
+      <w:r>
+        <w:t xml:space="preserve">UNCTAD. (2025).</w:t>
+      </w:r>
+      <w:r>
+        <w:t xml:space="preserve"> </w:t>
+      </w:r>
+      <w:r>
+        <w:rPr>
+          <w:iCs/>
+          <w:i/>
+        </w:rPr>
+        <w:t xml:space="preserve">World investment report 2025: International investment in the digital economy</w:t>
+      </w:r>
+      <w:r>
+        <w:t xml:space="preserve">. United Nations Conference on Trade and Development. https://unctad.org/system/files/official-document/wir2025_en.pdf</w:t>
+      </w:r>
+    </w:p>
+    <w:p>
+      <w:pPr>
+        <w:pStyle w:val="BodyText"/>
+      </w:pPr>
+      <w:r>
+        <w:t xml:space="preserve">UNCTAD. (2026).</w:t>
+      </w:r>
+      <w:r>
+        <w:t xml:space="preserve"> </w:t>
+      </w:r>
+      <w:r>
+        <w:rPr>
+          <w:iCs/>
+          <w:i/>
+        </w:rPr>
+        <w:t xml:space="preserve">World investment report 2026: International investment in a turbulent era</w:t>
+      </w:r>
+      <w:r>
+        <w:t xml:space="preserve">. United Nations Conference on Trade and Development. https://unctad.org/system/files/official-document/wir2026_en.pdf</w:t>
       </w:r>
     </w:p>
     <w:p>
